--- a/Documents/cv-2026-en-ext.docx
+++ b/Documents/cv-2026-en-ext.docx
@@ -438,7 +438,7 @@
                 <w:sz w:val="22"/>
                 <w:szCs w:val="22"/>
               </w:rPr>
-              <w:t>Since May 2026, after current contract completion.</w:t>
+              <w:t>May 2026, after current contract completion.</w:t>
             </w:r>
           </w:p>
         </w:tc>
@@ -1705,23 +1705,30 @@
           <w:sz w:val="22"/>
           <w:szCs w:val="22"/>
         </w:rPr>
-        <w:t xml:space="preserve"> Deutz</w:t>
+        <w:t xml:space="preserve"> Deut</w:t>
       </w:r>
       <w:r>
         <w:rPr>
           <w:sz w:val="22"/>
           <w:szCs w:val="22"/>
         </w:rPr>
-        <w:t>.</w:t>
-      </w:r>
-      <w:bookmarkEnd w:id="3"/>
-    </w:p>
-    <w:p>
-      <w:pPr>
+        <w:t>sch</w:t>
+      </w:r>
+      <w:r>
         <w:rPr>
           <w:sz w:val="22"/>
           <w:szCs w:val="22"/>
         </w:rPr>
+        <w:t>.</w:t>
+      </w:r>
+      <w:bookmarkEnd w:id="3"/>
+    </w:p>
+    <w:p>
+      <w:pPr>
+        <w:rPr>
+          <w:sz w:val="22"/>
+          <w:szCs w:val="22"/>
+        </w:rPr>
       </w:pPr>
     </w:p>
     <w:p>
@@ -1735,26 +1742,45 @@
     <w:p>
       <w:pPr>
         <w:pStyle w:val="Heading2"/>
-      </w:pPr>
-      <w:r>
+        <w:rPr>
+          <w:lang w:val="de-DE"/>
+        </w:rPr>
+      </w:pPr>
+      <w:r>
+        <w:rPr>
+          <w:lang w:val="de-DE"/>
+        </w:rPr>
         <w:t xml:space="preserve">05.2024 – </w:t>
       </w:r>
       <w:r>
+        <w:rPr>
+          <w:lang w:val="de-DE"/>
+        </w:rPr>
         <w:t>04</w:t>
       </w:r>
       <w:r>
+        <w:rPr>
+          <w:lang w:val="de-DE"/>
+        </w:rPr>
         <w:t>.202</w:t>
       </w:r>
       <w:r>
+        <w:rPr>
+          <w:lang w:val="de-DE"/>
+        </w:rPr>
         <w:t>6</w:t>
       </w:r>
       <w:r>
+        <w:rPr>
+          <w:lang w:val="de-DE"/>
+        </w:rPr>
         <w:t xml:space="preserve"> </w:t>
       </w:r>
       <w:r>
         <w:rPr>
           <w:b/>
           <w:bCs/>
+          <w:lang w:val="de-DE"/>
         </w:rPr>
         <w:t>Astronomisches Rechen-Institut (Heidelberg University)</w:t>
       </w:r>

--- a/Documents/cv-2026-en-ext.docx
+++ b/Documents/cv-2026-en-ext.docx
@@ -14,74 +14,6 @@
           <w:vertAlign w:val="superscript"/>
         </w:rPr>
       </w:pPr>
-      <w:r>
-        <w:rPr>
-          <w:noProof/>
-          <w:vertAlign w:val="superscript"/>
-        </w:rPr>
-        <w:drawing>
-          <wp:anchor distT="0" distB="0" distL="114300" distR="114300" simplePos="0" relativeHeight="251658240" behindDoc="0" locked="0" layoutInCell="1" allowOverlap="1" wp14:anchorId="3C52C205" wp14:editId="0CAB730B">
-            <wp:simplePos x="0" y="0"/>
-            <wp:positionH relativeFrom="column">
-              <wp:posOffset>4257353</wp:posOffset>
-            </wp:positionH>
-            <wp:positionV relativeFrom="paragraph">
-              <wp:posOffset>6350</wp:posOffset>
-            </wp:positionV>
-            <wp:extent cx="1719618" cy="1719618"/>
-            <wp:effectExtent l="0" t="0" r="0" b="0"/>
-            <wp:wrapNone/>
-            <wp:docPr id="317490329" name="Picture 1" descr="A person with grey hair and beard&#10;&#10;AI-generated content may be incorrect."/>
-            <wp:cNvGraphicFramePr>
-              <a:graphicFrameLocks xmlns:a="http://schemas.openxmlformats.org/drawingml/2006/main" noChangeAspect="1"/>
-            </wp:cNvGraphicFramePr>
-            <a:graphic xmlns:a="http://schemas.openxmlformats.org/drawingml/2006/main">
-              <a:graphicData uri="http://schemas.openxmlformats.org/drawingml/2006/picture">
-                <pic:pic xmlns:pic="http://schemas.openxmlformats.org/drawingml/2006/picture">
-                  <pic:nvPicPr>
-                    <pic:cNvPr id="317490329" name="Picture 1" descr="A person with grey hair and beard&#10;&#10;AI-generated content may be incorrect."/>
-                    <pic:cNvPicPr/>
-                  </pic:nvPicPr>
-                  <pic:blipFill>
-                    <a:blip r:embed="rId7">
-                      <a:extLst>
-                        <a:ext uri="{28A0092B-C50C-407E-A947-70E740481C1C}">
-                          <a14:useLocalDpi xmlns:a14="http://schemas.microsoft.com/office/drawing/2010/main" val="0"/>
-                        </a:ext>
-                      </a:extLst>
-                    </a:blip>
-                    <a:stretch>
-                      <a:fillRect/>
-                    </a:stretch>
-                  </pic:blipFill>
-                  <pic:spPr>
-                    <a:xfrm>
-                      <a:off x="0" y="0"/>
-                      <a:ext cx="1719618" cy="1719618"/>
-                    </a:xfrm>
-                    <a:prstGeom prst="rect">
-                      <a:avLst/>
-                    </a:prstGeom>
-                  </pic:spPr>
-                </pic:pic>
-              </a:graphicData>
-            </a:graphic>
-            <wp14:sizeRelH relativeFrom="page">
-              <wp14:pctWidth>0</wp14:pctWidth>
-            </wp14:sizeRelH>
-            <wp14:sizeRelV relativeFrom="page">
-              <wp14:pctHeight>0</wp14:pctHeight>
-            </wp14:sizeRelV>
-          </wp:anchor>
-        </w:drawing>
-      </w:r>
-      <w:r>
-        <w:rPr>
-          <w:noProof/>
-          <w:vertAlign w:val="superscript"/>
-        </w:rPr>
-        <w:t xml:space="preserve"> </w:t>
-      </w:r>
     </w:p>
     <w:tbl>
       <w:tblPr>
@@ -153,6 +85,67 @@
               <w:pStyle w:val="Title"/>
               <w:jc w:val="right"/>
             </w:pPr>
+            <w:r>
+              <w:rPr>
+                <w:noProof/>
+                <w:vertAlign w:val="superscript"/>
+              </w:rPr>
+              <w:drawing>
+                <wp:anchor distT="0" distB="0" distL="114300" distR="114300" simplePos="0" relativeHeight="251658240" behindDoc="0" locked="0" layoutInCell="1" allowOverlap="1" wp14:anchorId="34603868" wp14:editId="6CF42425">
+                  <wp:simplePos x="0" y="0"/>
+                  <wp:positionH relativeFrom="column">
+                    <wp:posOffset>-338553</wp:posOffset>
+                  </wp:positionH>
+                  <wp:positionV relativeFrom="paragraph">
+                    <wp:posOffset>-6350</wp:posOffset>
+                  </wp:positionV>
+                  <wp:extent cx="1590333" cy="1590333"/>
+                  <wp:effectExtent l="0" t="0" r="0" b="0"/>
+                  <wp:wrapNone/>
+                  <wp:docPr id="1815191736" name="Picture 1"/>
+                  <wp:cNvGraphicFramePr>
+                    <a:graphicFrameLocks xmlns:a="http://schemas.openxmlformats.org/drawingml/2006/main" noChangeAspect="1"/>
+                  </wp:cNvGraphicFramePr>
+                  <a:graphic xmlns:a="http://schemas.openxmlformats.org/drawingml/2006/main">
+                    <a:graphicData uri="http://schemas.openxmlformats.org/drawingml/2006/picture">
+                      <pic:pic xmlns:pic="http://schemas.openxmlformats.org/drawingml/2006/picture">
+                        <pic:nvPicPr>
+                          <pic:cNvPr id="1815191736" name=""/>
+                          <pic:cNvPicPr/>
+                        </pic:nvPicPr>
+                        <pic:blipFill>
+                          <a:blip r:embed="rId7" cstate="print">
+                            <a:extLst>
+                              <a:ext uri="{28A0092B-C50C-407E-A947-70E740481C1C}">
+                                <a14:useLocalDpi xmlns:a14="http://schemas.microsoft.com/office/drawing/2010/main" val="0"/>
+                              </a:ext>
+                            </a:extLst>
+                          </a:blip>
+                          <a:stretch>
+                            <a:fillRect/>
+                          </a:stretch>
+                        </pic:blipFill>
+                        <pic:spPr>
+                          <a:xfrm>
+                            <a:off x="0" y="0"/>
+                            <a:ext cx="1590333" cy="1590333"/>
+                          </a:xfrm>
+                          <a:prstGeom prst="rect">
+                            <a:avLst/>
+                          </a:prstGeom>
+                        </pic:spPr>
+                      </pic:pic>
+                    </a:graphicData>
+                  </a:graphic>
+                  <wp14:sizeRelH relativeFrom="margin">
+                    <wp14:pctWidth>0</wp14:pctWidth>
+                  </wp14:sizeRelH>
+                  <wp14:sizeRelV relativeFrom="margin">
+                    <wp14:pctHeight>0</wp14:pctHeight>
+                  </wp14:sizeRelV>
+                </wp:anchor>
+              </w:drawing>
+            </w:r>
           </w:p>
         </w:tc>
       </w:tr>

--- a/Documents/cv-2026-en-ext.docx
+++ b/Documents/cv-2026-en-ext.docx
@@ -73,6 +73,13 @@
                 <w:shd w:val="clear" w:color="auto" w:fill="FFFFFF"/>
               </w:rPr>
               <w:t>developer / engineer / architect</w:t>
+            </w:r>
+            <w:r>
+              <w:rPr>
+                <w:rFonts w:ascii="Segoe UI" w:hAnsi="Segoe UI" w:cs="Segoe UI"/>
+                <w:shd w:val="clear" w:color="auto" w:fill="FFFFFF"/>
+              </w:rPr>
+              <w:t xml:space="preserve"> / WEB</w:t>
             </w:r>
           </w:p>
         </w:tc>
@@ -518,7 +525,23 @@
                 <w:szCs w:val="22"/>
                 <w:lang w:val="de-DE"/>
               </w:rPr>
-              <w:t>Marienstraße 18, Ludwigshafen (Rhein), Rheinland-Pfalz, 67063</w:t>
+              <w:t>Speyer</w:t>
+            </w:r>
+            <w:r>
+              <w:rPr>
+                <w:sz w:val="22"/>
+                <w:szCs w:val="22"/>
+                <w:lang w:val="de-DE"/>
+              </w:rPr>
+              <w:t xml:space="preserve">, Rheinland-Pfalz, </w:t>
+            </w:r>
+            <w:r>
+              <w:rPr>
+                <w:sz w:val="22"/>
+                <w:szCs w:val="22"/>
+                <w:lang w:val="de-DE"/>
+              </w:rPr>
+              <w:t>67346</w:t>
             </w:r>
           </w:p>
         </w:tc>

--- a/Documents/cv-2026-en-ext.docx
+++ b/Documents/cv-2026-en-ext.docx
@@ -1249,47 +1249,22 @@
               </w:rPr>
               <w:t xml:space="preserve"> physics-based </w:t>
             </w:r>
+            <w:hyperlink r:id="rId11" w:history="1">
+              <w:r>
+                <w:rPr>
+                  <w:rStyle w:val="Hyperlink"/>
+                  <w:sz w:val="22"/>
+                  <w:szCs w:val="22"/>
+                </w:rPr>
+                <w:t>Software Digital Twin</w:t>
+              </w:r>
+            </w:hyperlink>
             <w:r>
               <w:rPr>
                 <w:sz w:val="22"/>
                 <w:szCs w:val="22"/>
               </w:rPr>
-              <w:t>S</w:t>
-            </w:r>
-            <w:r>
-              <w:rPr>
-                <w:sz w:val="22"/>
-                <w:szCs w:val="22"/>
-              </w:rPr>
-              <w:t xml:space="preserve">oftware </w:t>
-            </w:r>
-            <w:r>
-              <w:rPr>
-                <w:sz w:val="22"/>
-                <w:szCs w:val="22"/>
-              </w:rPr>
-              <w:t>D</w:t>
-            </w:r>
-            <w:r>
-              <w:rPr>
-                <w:sz w:val="22"/>
-                <w:szCs w:val="22"/>
-              </w:rPr>
-              <w:t xml:space="preserve">igital </w:t>
-            </w:r>
-            <w:r>
-              <w:rPr>
-                <w:sz w:val="22"/>
-                <w:szCs w:val="22"/>
-              </w:rPr>
-              <w:t>T</w:t>
-            </w:r>
-            <w:r>
-              <w:rPr>
-                <w:sz w:val="22"/>
-                <w:szCs w:val="22"/>
-              </w:rPr>
-              <w:t>win of Gaia telescope Attitude and Orbit Control System</w:t>
+              <w:t xml:space="preserve"> of Gaia telescope Attitude and Orbit Control System</w:t>
             </w:r>
             <w:r>
               <w:rPr>
@@ -1333,7 +1308,7 @@
                 <w:szCs w:val="22"/>
               </w:rPr>
             </w:pPr>
-            <w:hyperlink r:id="rId11" w:history="1">
+            <w:hyperlink r:id="rId12" w:history="1">
               <w:r>
                 <w:rPr>
                   <w:rStyle w:val="Hyperlink"/>
@@ -1400,7 +1375,7 @@
               </w:rPr>
               <w:t xml:space="preserve">Software development for billing, </w:t>
             </w:r>
-            <w:hyperlink r:id="rId12" w:history="1">
+            <w:hyperlink r:id="rId13" w:history="1">
               <w:r>
                 <w:rPr>
                   <w:rStyle w:val="Hyperlink"/>
@@ -1469,7 +1444,7 @@
               </w:rPr>
               <w:t xml:space="preserve">Software development for </w:t>
             </w:r>
-            <w:hyperlink r:id="rId13" w:history="1">
+            <w:hyperlink r:id="rId14" w:history="1">
               <w:r>
                 <w:rPr>
                   <w:rStyle w:val="Hyperlink"/>
@@ -1486,7 +1461,7 @@
               </w:rPr>
               <w:t xml:space="preserve"> and </w:t>
             </w:r>
-            <w:hyperlink r:id="rId14" w:history="1">
+            <w:hyperlink r:id="rId15" w:history="1">
               <w:r>
                 <w:rPr>
                   <w:rStyle w:val="Hyperlink"/>
@@ -1538,7 +1513,7 @@
                 <w:szCs w:val="22"/>
               </w:rPr>
             </w:pPr>
-            <w:hyperlink r:id="rId15" w:history="1">
+            <w:hyperlink r:id="rId16" w:history="1">
               <w:r>
                 <w:rPr>
                   <w:rStyle w:val="Hyperlink"/>
@@ -2391,7 +2366,7 @@
       <w:r>
         <w:br/>
       </w:r>
-      <w:hyperlink r:id="rId16" w:history="1">
+      <w:hyperlink r:id="rId17" w:history="1">
         <w:r>
           <w:rPr>
             <w:rStyle w:val="Hyperlink"/>
@@ -3081,7 +3056,7 @@
       </w:r>
     </w:p>
     <w:p>
-      <w:hyperlink r:id="rId17" w:history="1">
+      <w:hyperlink r:id="rId18" w:history="1">
         <w:r>
           <w:rPr>
             <w:rStyle w:val="Hyperlink"/>
@@ -3490,7 +3465,7 @@
       <w:r>
         <w:br/>
       </w:r>
-      <w:hyperlink r:id="rId18" w:history="1">
+      <w:hyperlink r:id="rId19" w:history="1">
         <w:r>
           <w:rPr>
             <w:rStyle w:val="Hyperlink"/>
@@ -5472,7 +5447,7 @@
       <w:bookmarkEnd w:id="7"/>
     </w:p>
     <w:sectPr>
-      <w:footerReference w:type="default" r:id="rId19"/>
+      <w:footerReference w:type="default" r:id="rId20"/>
       <w:pgSz w:w="12240" w:h="15840"/>
       <w:pgMar w:top="720" w:right="1440" w:bottom="990" w:left="1440" w:header="720" w:footer="720" w:gutter="0"/>
       <w:cols w:space="720"/>
